--- a/testakten/insolvenzverwaltung-moebelwerk-havelberg-regelverfahren/12_masseverzeichnis_verwertung.docx
+++ b/testakten/insolvenzverwaltung-moebelwerk-havelberg-regelverfahren/12_masseverzeichnis_verwertung.docx
@@ -5,66 +5,92 @@
     <w:p>
       <w:pPr>
         <w:pStyle w:val="Heading1"/>
+        <w:spacing w:after="160" w:line="259" w:lineRule="auto"/>
       </w:pPr>
       <w:r>
         <w:rPr>
           <w:rFonts w:ascii="Times New Roman" w:hAnsi="Times New Roman"/>
+          <w:b/>
+          <w:sz w:val="28"/>
         </w:rPr>
         <w:t>Masseverzeichnis und Verwertungsplan</w:t>
       </w:r>
     </w:p>
     <w:p>
       <w:pPr>
+        <w:spacing w:before="120" w:after="60" w:line="259" w:lineRule="auto"/>
         <w:ind w:left="567"/>
       </w:pPr>
       <w:r>
         <w:rPr>
+          <w:rFonts w:ascii="Times New Roman" w:hAnsi="Times New Roman"/>
+          <w:b/>
           <w:i/>
+          <w:sz w:val="22"/>
         </w:rPr>
         <w:t>Amtsgericht Stendal, Az. 7 IN 41/26</w:t>
       </w:r>
     </w:p>
     <w:p>
       <w:pPr>
+        <w:spacing w:before="120" w:after="60" w:line="259" w:lineRule="auto"/>
         <w:ind w:left="567"/>
       </w:pPr>
       <w:r>
         <w:rPr>
+          <w:rFonts w:ascii="Times New Roman" w:hAnsi="Times New Roman"/>
+          <w:b/>
           <w:i/>
+          <w:sz w:val="22"/>
         </w:rPr>
         <w:t>Möbelwerk Havelberg GmbH – Insolvenzverfahren</w:t>
       </w:r>
     </w:p>
     <w:p>
       <w:pPr>
+        <w:spacing w:before="120" w:after="60" w:line="259" w:lineRule="auto"/>
         <w:ind w:left="567"/>
       </w:pPr>
       <w:r>
         <w:rPr>
+          <w:rFonts w:ascii="Times New Roman" w:hAnsi="Times New Roman"/>
+          <w:b/>
           <w:i/>
+          <w:sz w:val="22"/>
         </w:rPr>
         <w:t>Insolvenzverwalterin: Dr. Nora Westphal</w:t>
       </w:r>
     </w:p>
     <w:p>
       <w:pPr>
+        <w:spacing w:before="120" w:after="60" w:line="259" w:lineRule="auto"/>
         <w:ind w:left="567"/>
       </w:pPr>
       <w:r>
         <w:rPr>
+          <w:rFonts w:ascii="Times New Roman" w:hAnsi="Times New Roman"/>
+          <w:b/>
           <w:i/>
+          <w:sz w:val="22"/>
         </w:rPr>
         <w:t>Stichtag: 30.06.2026</w:t>
       </w:r>
     </w:p>
-    <w:p/>
+    <w:p>
+      <w:pPr>
+        <w:spacing w:line="259" w:lineRule="auto" w:after="60"/>
+      </w:pPr>
+    </w:p>
     <w:p>
       <w:pPr>
         <w:pStyle w:val="Heading2"/>
+        <w:spacing w:before="120" w:after="60" w:line="259" w:lineRule="auto"/>
       </w:pPr>
       <w:r>
         <w:rPr>
           <w:rFonts w:ascii="Times New Roman" w:hAnsi="Times New Roman"/>
+          <w:b/>
+          <w:sz w:val="22"/>
         </w:rPr>
         <w:t>A. Massebestandsübersicht</w:t>
       </w:r>
@@ -72,10 +98,13 @@
     <w:p>
       <w:pPr>
         <w:pStyle w:val="Heading3"/>
+        <w:spacing w:before="120" w:after="60" w:line="259" w:lineRule="auto"/>
       </w:pPr>
       <w:r>
         <w:rPr>
           <w:rFonts w:ascii="Times New Roman" w:hAnsi="Times New Roman"/>
+          <w:b/>
+          <w:sz w:val="22"/>
         </w:rPr>
         <w:t>A.1 Freie Masse (ohne Absonderungsrechte Dritter)</w:t>
       </w:r>
@@ -664,6 +693,7 @@
     <w:p>
       <w:pPr>
         <w:pStyle w:val="Heading3"/>
+        <w:spacing w:line="259" w:lineRule="auto" w:after="60"/>
       </w:pPr>
       <w:r>
         <w:rPr>
@@ -1112,6 +1142,7 @@
     </w:tbl>
     <w:p>
       <w:pPr>
+        <w:spacing w:line="259" w:lineRule="auto" w:after="60"/>
         <w:jc w:val="left"/>
       </w:pPr>
       <w:r>
@@ -1120,6 +1151,7 @@
     </w:p>
     <w:p>
       <w:pPr>
+        <w:spacing w:line="259" w:lineRule="auto" w:after="60"/>
         <w:jc w:val="left"/>
       </w:pPr>
       <w:r>
@@ -1129,10 +1161,15 @@
         <w:t>Masseanteil aus Absonderungsverwertung gesamt (§ 170 f. InsO): 27.480 EUR</w:t>
       </w:r>
     </w:p>
-    <w:p/>
+    <w:p>
+      <w:pPr>
+        <w:spacing w:line="259" w:lineRule="auto" w:after="60"/>
+      </w:pPr>
+    </w:p>
     <w:p>
       <w:pPr>
         <w:pStyle w:val="Heading2"/>
+        <w:spacing w:line="259" w:lineRule="auto" w:after="60"/>
       </w:pPr>
       <w:r>
         <w:rPr>
@@ -1144,6 +1181,7 @@
     <w:p>
       <w:pPr>
         <w:pStyle w:val="Heading3"/>
+        <w:spacing w:line="259" w:lineRule="auto" w:after="60"/>
       </w:pPr>
       <w:r>
         <w:rPr>
@@ -1154,6 +1192,7 @@
     </w:p>
     <w:p>
       <w:pPr>
+        <w:spacing w:line="259" w:lineRule="auto" w:after="60"/>
         <w:jc w:val="left"/>
       </w:pPr>
       <w:r>
@@ -1530,6 +1569,7 @@
     </w:tbl>
     <w:p>
       <w:pPr>
+        <w:spacing w:line="259" w:lineRule="auto" w:after="60"/>
         <w:jc w:val="left"/>
       </w:pPr>
       <w:r>
@@ -1545,6 +1585,7 @@
     <w:p>
       <w:pPr>
         <w:pStyle w:val="Heading3"/>
+        <w:spacing w:line="259" w:lineRule="auto" w:after="60"/>
       </w:pPr>
       <w:r>
         <w:rPr>
@@ -1556,6 +1597,7 @@
     <w:p>
       <w:pPr>
         <w:pStyle w:val="ListBullet"/>
+        <w:spacing w:line="259" w:lineRule="auto" w:after="60"/>
       </w:pPr>
       <w:r>
         <w:t>Prignitz Forst KG behauptet verlängerten Eigentumsvorbehalt (EVB) an Holzwerkstoffen (Buchwert ca. 87.000 EUR).</w:t>
@@ -1564,6 +1606,7 @@
     <w:p>
       <w:pPr>
         <w:pStyle w:val="ListBullet"/>
+        <w:spacing w:line="259" w:lineRule="auto" w:after="60"/>
       </w:pPr>
       <w:r>
         <w:t>EVB-Vertrag datiert auf 08.09.2023; in AGB der Prignitz Forst KG unter Ziffer 6 enthalten.</w:t>
@@ -1572,6 +1615,7 @@
     <w:p>
       <w:pPr>
         <w:pStyle w:val="ListBullet"/>
+        <w:spacing w:line="259" w:lineRule="auto" w:after="60"/>
       </w:pPr>
       <w:r>
         <w:t>Wirksame Einbeziehung der AGB in Lieferverträge wird derzeit geprüft.</w:t>
@@ -1580,6 +1624,7 @@
     <w:p>
       <w:pPr>
         <w:pStyle w:val="ListBullet"/>
+        <w:spacing w:line="259" w:lineRule="auto" w:after="60"/>
       </w:pPr>
       <w:r>
         <w:t>Vergleichsgespräch läuft: IV schlägt Ablösesumme 38.000 EUR vor (Basis: 44 % der behaupteten Warenwerte). Prignitz Forst KG hat noch nicht geantwortet.</w:t>
@@ -1588,6 +1633,7 @@
     <w:p>
       <w:pPr>
         <w:pStyle w:val="Heading3"/>
+        <w:spacing w:line="259" w:lineRule="auto" w:after="60"/>
       </w:pPr>
       <w:r>
         <w:rPr>
@@ -1599,6 +1645,7 @@
     <w:p>
       <w:pPr>
         <w:pStyle w:val="ListBullet"/>
+        <w:spacing w:line="259" w:lineRule="auto" w:after="60"/>
       </w:pPr>
       <w:r>
         <w:t>Havelbank eG hat Einzugsermächtigung geltend gemacht.</w:t>
@@ -1607,6 +1654,7 @@
     <w:p>
       <w:pPr>
         <w:pStyle w:val="ListBullet"/>
+        <w:spacing w:line="259" w:lineRule="auto" w:after="60"/>
       </w:pPr>
       <w:r>
         <w:t>IV prüft Kollision mit verlängertem EV Prignitz Forst KG (§ 51 Abs. 1 Nr. 1 InsO vs. verlängerter EV).</w:t>
@@ -1615,6 +1663,7 @@
     <w:p>
       <w:pPr>
         <w:pStyle w:val="ListBullet"/>
+        <w:spacing w:line="259" w:lineRule="auto" w:after="60"/>
       </w:pPr>
       <w:r>
         <w:t>Einzug erfolgt durch IV im Auftrag der Havelbank gegen 4 % Verwertungsprovision.</w:t>
@@ -1623,15 +1672,21 @@
     <w:p>
       <w:pPr>
         <w:pStyle w:val="ListBullet"/>
+        <w:spacing w:line="259" w:lineRule="auto" w:after="60"/>
       </w:pPr>
       <w:r>
         <w:t>Debitor Klinikverbund Prignitz: 34.300 EUR eingegangen am 15.06.2026 (nach Verfahrenseröffnung; Masseverbindlichkeit).</w:t>
       </w:r>
     </w:p>
-    <w:p/>
+    <w:p>
+      <w:pPr>
+        <w:spacing w:line="259" w:lineRule="auto" w:after="60"/>
+      </w:pPr>
+    </w:p>
     <w:p>
       <w:pPr>
         <w:pStyle w:val="Heading2"/>
+        <w:spacing w:line="259" w:lineRule="auto" w:after="60"/>
       </w:pPr>
       <w:r>
         <w:rPr>
@@ -1642,6 +1697,7 @@
     </w:p>
     <w:p>
       <w:pPr>
+        <w:spacing w:line="259" w:lineRule="auto" w:after="60"/>
         <w:jc w:val="left"/>
       </w:pPr>
       <w:r>
@@ -1651,6 +1707,7 @@
     <w:p>
       <w:pPr>
         <w:pStyle w:val="Heading3"/>
+        <w:spacing w:line="259" w:lineRule="auto" w:after="60"/>
       </w:pPr>
       <w:r>
         <w:rPr>
@@ -1661,6 +1718,7 @@
     </w:p>
     <w:p>
       <w:pPr>
+        <w:spacing w:line="259" w:lineRule="auto" w:after="60"/>
         <w:jc w:val="left"/>
       </w:pPr>
       <w:r>
@@ -1918,6 +1976,7 @@
     </w:tbl>
     <w:p>
       <w:pPr>
+        <w:spacing w:line="259" w:lineRule="auto" w:after="60"/>
         <w:jc w:val="left"/>
       </w:pPr>
       <w:r>
@@ -1935,16 +1994,22 @@
     </w:p>
     <w:p>
       <w:pPr>
+        <w:spacing w:line="259" w:lineRule="auto" w:after="60"/>
         <w:jc w:val="left"/>
       </w:pPr>
       <w:r>
         <w:t>Die D&amp;O-Versicherung hat Deckungsanfrage der IV bestätigt und Vergleichsgespräch eröffnet. Vergleichsangebot 115.000 EUR (umfasst § 15b-Ansprüche + allgemeine Geschäftsführerhaftung aus 2024/2025) liegt vor. Gläubigerausschuss wurde informiert.</w:t>
       </w:r>
     </w:p>
-    <w:p/>
+    <w:p>
+      <w:pPr>
+        <w:spacing w:line="259" w:lineRule="auto" w:after="60"/>
+      </w:pPr>
+    </w:p>
     <w:p>
       <w:pPr>
         <w:pStyle w:val="Heading2"/>
+        <w:spacing w:line="259" w:lineRule="auto" w:after="60"/>
       </w:pPr>
       <w:r>
         <w:rPr>
@@ -2150,6 +2215,7 @@
     </w:tbl>
     <w:p>
       <w:pPr>
+        <w:spacing w:line="259" w:lineRule="auto" w:after="60"/>
         <w:jc w:val="left"/>
       </w:pPr>
       <w:r>
@@ -2158,6 +2224,7 @@
     </w:p>
     <w:p>
       <w:pPr>
+        <w:spacing w:line="259" w:lineRule="auto" w:after="60"/>
         <w:jc w:val="left"/>
       </w:pPr>
       <w:r>
@@ -2178,6 +2245,7 @@
     </w:p>
     <w:p>
       <w:pPr>
+        <w:spacing w:line="259" w:lineRule="auto" w:after="60"/>
         <w:jc w:val="left"/>
       </w:pPr>
       <w:r>
@@ -2195,6 +2263,7 @@
     </w:p>
     <w:p>
       <w:pPr>
+        <w:spacing w:line="259" w:lineRule="auto" w:after="60"/>
         <w:jc w:val="left"/>
       </w:pPr>
       <w:r>
@@ -2207,9 +2276,14 @@
         <w:t xml:space="preserve"> (vorbehaltlich Anfechtungserlösen und Sicherheitenwertklärung).</w:t>
       </w:r>
     </w:p>
-    <w:p/>
     <w:p>
       <w:pPr>
+        <w:spacing w:line="259" w:lineRule="auto" w:after="60"/>
+      </w:pPr>
+    </w:p>
+    <w:p>
+      <w:pPr>
+        <w:spacing w:line="259" w:lineRule="auto" w:after="60"/>
         <w:jc w:val="left"/>
       </w:pPr>
       <w:r>
@@ -2220,13 +2294,58 @@
       </w:r>
     </w:p>
     <w:sectPr>
+      <w:headerReference w:type="default" r:id="rId9"/>
+      <w:footerReference w:type="default" r:id="rId10"/>
       <w:pgSz w:w="11906" w:h="16838"/>
-      <w:pgMar w:top="1417" w:right="1417" w:bottom="1417" w:left="1417" w:header="720" w:footer="720" w:gutter="0"/>
+      <w:pgMar w:top="1191" w:right="1247" w:bottom="1134" w:left="1361" w:header="720" w:footer="720" w:gutter="0"/>
       <w:cols w:space="720"/>
       <w:docGrid w:linePitch="360"/>
     </w:sectPr>
   </w:body>
 </w:document>
+</file>
+
+<file path=word/footer1.xml><?xml version="1.0" encoding="utf-8"?>
+<w:ftr xmlns:m="http://schemas.openxmlformats.org/officeDocument/2006/math" xmlns:mc="http://schemas.openxmlformats.org/markup-compatibility/2006" xmlns:mo="http://schemas.microsoft.com/office/mac/office/2008/main" xmlns:mv="urn:schemas-microsoft-com:mac:vml" xmlns:o="urn:schemas-microsoft-com:office:office" xmlns:r="http://schemas.openxmlformats.org/officeDocument/2006/relationships" xmlns:v="urn:schemas-microsoft-com:vml" xmlns:w10="urn:schemas-microsoft-com:office:word" xmlns:w14="http://schemas.microsoft.com/office/word/2010/wordml" xmlns:w="http://schemas.openxmlformats.org/wordprocessingml/2006/main" xmlns:wne="http://schemas.microsoft.com/office/word/2006/wordml" xmlns:wp14="http://schemas.microsoft.com/office/word/2010/wordprocessingDrawing" xmlns:wp="http://schemas.openxmlformats.org/drawingml/2006/wordprocessingDrawing" xmlns:wpc="http://schemas.microsoft.com/office/word/2010/wordprocessingCanvas" xmlns:wpg="http://schemas.microsoft.com/office/word/2010/wordprocessingGroup" xmlns:wpi="http://schemas.microsoft.com/office/word/2010/wordprocessingInk" xmlns:wps="http://schemas.microsoft.com/office/word/2010/wordprocessingShape" mc:Ignorable="w14 wp14">
+  <w:p>
+    <w:pPr>
+      <w:pStyle w:val="Footer"/>
+      <w:jc w:val="left"/>
+    </w:pPr>
+    <w:r/>
+    <w:r>
+      <w:rPr>
+        <w:rFonts w:ascii="Times New Roman" w:hAnsi="Times New Roman"/>
+        <w:b w:val="0"/>
+        <w:color w:val="777777"/>
+        <w:sz w:val="17"/>
+      </w:rPr>
+      <w:t>Vertraulich | Bearbeitungsstand Juli 2026 | nur zur Aktenbearbeitung</w:t>
+    </w:r>
+  </w:p>
+</w:ftr>
+</file>
+
+<file path=word/header1.xml><?xml version="1.0" encoding="utf-8"?>
+<w:hdr xmlns:m="http://schemas.openxmlformats.org/officeDocument/2006/math" xmlns:mc="http://schemas.openxmlformats.org/markup-compatibility/2006" xmlns:mo="http://schemas.microsoft.com/office/mac/office/2008/main" xmlns:mv="urn:schemas-microsoft-com:mac:vml" xmlns:o="urn:schemas-microsoft-com:office:office" xmlns:r="http://schemas.openxmlformats.org/officeDocument/2006/relationships" xmlns:v="urn:schemas-microsoft-com:vml" xmlns:w10="urn:schemas-microsoft-com:office:word" xmlns:w14="http://schemas.microsoft.com/office/word/2010/wordml" xmlns:w="http://schemas.openxmlformats.org/wordprocessingml/2006/main" xmlns:wne="http://schemas.microsoft.com/office/word/2006/wordml" xmlns:wp14="http://schemas.microsoft.com/office/word/2010/wordprocessingDrawing" xmlns:wp="http://schemas.openxmlformats.org/drawingml/2006/wordprocessingDrawing" xmlns:wpc="http://schemas.microsoft.com/office/word/2010/wordprocessingCanvas" xmlns:wpg="http://schemas.microsoft.com/office/word/2010/wordprocessingGroup" xmlns:wpi="http://schemas.microsoft.com/office/word/2010/wordprocessingInk" xmlns:wps="http://schemas.microsoft.com/office/word/2010/wordprocessingShape" mc:Ignorable="w14 wp14">
+  <w:p>
+    <w:pPr>
+      <w:pStyle w:val="Header"/>
+      <w:jc w:val="left"/>
+    </w:pPr>
+    <w:r/>
+    <w:r>
+      <w:rPr>
+        <w:rFonts w:ascii="Times New Roman" w:hAnsi="Times New Roman"/>
+        <w:b w:val="0"/>
+        <w:i w:val="0"/>
+        <w:color w:val="666666"/>
+        <w:sz w:val="17"/>
+      </w:rPr>
+      <w:t>Lindenhof und Partner mbB | Insolvenz- und Restrukturierungsakte | Bearbeitungsstand Juli 2026</w:t>
+    </w:r>
+  </w:p>
+</w:hdr>
 </file>
 
 <file path=word/numbering.xml><?xml version="1.0" encoding="utf-8"?>
@@ -2943,11 +3062,12 @@
       <w:contextualSpacing/>
     </w:pPr>
     <w:rPr>
-      <w:rFonts w:asciiTheme="majorHAnsi" w:eastAsiaTheme="majorEastAsia" w:hAnsiTheme="majorHAnsi" w:cstheme="majorBidi"/>
+      <w:rFonts w:asciiTheme="majorHAnsi" w:eastAsiaTheme="majorEastAsia" w:hAnsiTheme="majorHAnsi" w:cstheme="majorBidi" w:ascii="Times New Roman" w:hAnsi="Times New Roman"/>
+      <w:b/>
       <w:color w:val="17365D" w:themeColor="text2" w:themeShade="BF"/>
       <w:spacing w:val="5"/>
       <w:kern w:val="28"/>
-      <w:sz w:val="52"/>
+      <w:sz w:val="30"/>
       <w:szCs w:val="52"/>
     </w:rPr>
   </w:style>
